--- a/BITACORA/DIA-10/DIA-10.docx
+++ b/BITACORA/DIA-10/DIA-10.docx
@@ -8,18 +8,7 @@
         <w:rPr/>
       </w:pPr>
       <w:r>
-        <w:rPr>
-          <w:b w:val="1"/>
-          <w:bCs w:val="1"/>
-          <w:rtl w:val="0"/>
-        </w:rPr>
-        <w:t xml:space="preserve">Fecha:</w:t>
-      </w:r>
-      <w:r>
-        <w:rPr>
-          <w:rtl w:val="0"/>
-        </w:rPr>
-        <w:t xml:space="preserve"> 21 de septiembre de 2026</w:t>
+        <w:t>Fecha: 21 de septiembre de 2026</w:t>
       </w:r>
     </w:p>
     <w:p>
